--- a/cgw/cgw_full[var11].docx
+++ b/cgw/cgw_full[var11].docx
@@ -680,7 +680,11 @@
           <w14:ligatures w14:val="standardContextual"/>
         </w:rPr>
       </w:pPr>
-      <w:r>
+    </w:p>
+    <w:p>
+      <w:pPr>
+        <w:spacing w:after="0" w:line="240" w:lineRule="auto"/>
+        <w:jc w:val="center"/>
         <w:rPr>
           <w:rFonts w:ascii="Times New Roman" w:hAnsi="Times New Roman" w:cs="Times New Roman"/>
           <w:kern w:val="2"/>
@@ -688,8 +692,7 @@
           <w:szCs w:val="28"/>
           <w14:ligatures w14:val="standardContextual"/>
         </w:rPr>
-        <w:t>Санкт-Петербург</w:t>
-      </w:r>
+      </w:pPr>
     </w:p>
     <w:p>
       <w:pPr>
@@ -703,7 +706,11 @@
           <w14:ligatures w14:val="standardContextual"/>
         </w:rPr>
       </w:pPr>
-      <w:r>
+    </w:p>
+    <w:p>
+      <w:pPr>
+        <w:spacing w:after="0" w:line="240" w:lineRule="auto"/>
+        <w:jc w:val="center"/>
         <w:rPr>
           <w:rFonts w:ascii="Times New Roman" w:hAnsi="Times New Roman" w:cs="Times New Roman"/>
           <w:kern w:val="2"/>
@@ -711,9 +718,12 @@
           <w:szCs w:val="28"/>
           <w14:ligatures w14:val="standardContextual"/>
         </w:rPr>
-        <w:t>2026</w:t>
-      </w:r>
-      <w:r>
+      </w:pPr>
+    </w:p>
+    <w:p>
+      <w:pPr>
+        <w:spacing w:after="0" w:line="240" w:lineRule="auto"/>
+        <w:jc w:val="center"/>
         <w:rPr>
           <w:rFonts w:ascii="Times New Roman" w:hAnsi="Times New Roman" w:cs="Times New Roman"/>
           <w:kern w:val="2"/>
@@ -721,6 +731,48 @@
           <w:szCs w:val="28"/>
           <w14:ligatures w14:val="standardContextual"/>
         </w:rPr>
+      </w:pPr>
+      <w:r>
+        <w:rPr>
+          <w:rFonts w:ascii="Times New Roman" w:hAnsi="Times New Roman" w:cs="Times New Roman"/>
+          <w:kern w:val="2"/>
+          <w:sz w:val="28"/>
+          <w:szCs w:val="28"/>
+          <w14:ligatures w14:val="standardContextual"/>
+        </w:rPr>
+        <w:t>Санкт-Петербург</w:t>
+      </w:r>
+    </w:p>
+    <w:p>
+      <w:pPr>
+        <w:spacing w:after="0" w:line="240" w:lineRule="auto"/>
+        <w:jc w:val="center"/>
+        <w:rPr>
+          <w:rFonts w:ascii="Times New Roman" w:hAnsi="Times New Roman" w:cs="Times New Roman"/>
+          <w:kern w:val="2"/>
+          <w:sz w:val="28"/>
+          <w:szCs w:val="28"/>
+          <w14:ligatures w14:val="standardContextual"/>
+        </w:rPr>
+      </w:pPr>
+      <w:r>
+        <w:rPr>
+          <w:rFonts w:ascii="Times New Roman" w:hAnsi="Times New Roman" w:cs="Times New Roman"/>
+          <w:kern w:val="2"/>
+          <w:sz w:val="28"/>
+          <w:szCs w:val="28"/>
+          <w14:ligatures w14:val="standardContextual"/>
+        </w:rPr>
+        <w:t>2026</w:t>
+      </w:r>
+      <w:r>
+        <w:rPr>
+          <w:rFonts w:ascii="Times New Roman" w:hAnsi="Times New Roman" w:cs="Times New Roman"/>
+          <w:kern w:val="2"/>
+          <w:sz w:val="28"/>
+          <w:szCs w:val="28"/>
+          <w14:ligatures w14:val="standardContextual"/>
+        </w:rPr>
         <w:br w:type="page"/>
       </w:r>
     </w:p>
@@ -742,38 +794,21 @@
           <w:szCs w:val="32"/>
         </w:rPr>
         <w:lastRenderedPageBreak/>
-        <w:t>Вариант 1</w:t>
-      </w:r>
-      <w:r>
-        <w:rPr>
-          <w:rFonts w:ascii="Times New Roman" w:hAnsi="Times New Roman" w:cs="Times New Roman"/>
-          <w:b/>
-          <w:sz w:val="32"/>
-          <w:szCs w:val="32"/>
-        </w:rPr>
-        <w:t>1</w:t>
+        <w:t>Вариант 11</w:t>
       </w:r>
     </w:p>
     <w:p>
       <w:pPr>
-        <w:spacing w:before="100" w:beforeAutospacing="1" w:after="100" w:afterAutospacing="1" w:line="240" w:lineRule="auto"/>
-        <w:outlineLvl w:val="1"/>
-        <w:rPr>
-          <w:rFonts w:ascii="Times New Roman" w:eastAsia="Times New Roman" w:hAnsi="Times New Roman" w:cs="Times New Roman"/>
-          <w:b/>
-          <w:bCs/>
-          <w:sz w:val="36"/>
-          <w:szCs w:val="36"/>
+        <w:pStyle w:val="Heading1"/>
+        <w:rPr>
+          <w:rFonts w:eastAsia="Times New Roman"/>
+          <w:b w:val="0"/>
           <w:lang w:eastAsia="ru-RU"/>
         </w:rPr>
       </w:pPr>
       <w:r>
         <w:rPr>
-          <w:rFonts w:ascii="Times New Roman" w:eastAsia="Times New Roman" w:hAnsi="Times New Roman" w:cs="Times New Roman"/>
-          <w:b/>
-          <w:bCs/>
-          <w:sz w:val="36"/>
-          <w:szCs w:val="36"/>
+          <w:rFonts w:eastAsia="Times New Roman"/>
           <w:lang w:eastAsia="ru-RU"/>
         </w:rPr>
         <w:t>Работа №1</w:t>
@@ -1518,20 +1553,16 @@
         <w:outlineLvl w:val="1"/>
         <w:rPr>
           <w:rFonts w:ascii="Times New Roman" w:eastAsia="Times New Roman" w:hAnsi="Times New Roman" w:cs="Times New Roman"/>
-          <w:b/>
-          <w:bCs/>
-          <w:sz w:val="36"/>
-          <w:szCs w:val="36"/>
+          <w:sz w:val="32"/>
+          <w:szCs w:val="32"/>
           <w:lang w:eastAsia="ru-RU"/>
         </w:rPr>
       </w:pPr>
       <w:r>
         <w:rPr>
           <w:rFonts w:ascii="Times New Roman" w:eastAsia="Times New Roman" w:hAnsi="Times New Roman" w:cs="Times New Roman"/>
-          <w:b/>
-          <w:bCs/>
-          <w:sz w:val="36"/>
-          <w:szCs w:val="36"/>
+          <w:sz w:val="32"/>
+          <w:szCs w:val="32"/>
           <w:lang w:eastAsia="ru-RU"/>
         </w:rPr>
         <w:t>Функция, описывающая прямую ветвь ВАХ:</w:t>
@@ -1817,8 +1848,8 @@
           <w:rFonts w:ascii="Times New Roman" w:eastAsia="Times New Roman" w:hAnsi="Times New Roman" w:cs="Times New Roman"/>
           <w:b/>
           <w:bCs/>
-          <w:sz w:val="36"/>
-          <w:szCs w:val="36"/>
+          <w:sz w:val="32"/>
+          <w:szCs w:val="32"/>
           <w:lang w:eastAsia="ru-RU"/>
         </w:rPr>
       </w:pPr>
@@ -1827,8 +1858,8 @@
           <w:rFonts w:ascii="Times New Roman" w:eastAsia="Times New Roman" w:hAnsi="Times New Roman" w:cs="Times New Roman"/>
           <w:b/>
           <w:bCs/>
-          <w:sz w:val="36"/>
-          <w:szCs w:val="36"/>
+          <w:sz w:val="32"/>
+          <w:szCs w:val="32"/>
           <w:lang w:eastAsia="ru-RU"/>
         </w:rPr>
         <w:t>Максимальный ток:</w:t>
@@ -2104,8 +2135,8 @@
           <w:rFonts w:ascii="Times New Roman" w:eastAsia="Times New Roman" w:hAnsi="Times New Roman" w:cs="Times New Roman"/>
           <w:b/>
           <w:bCs/>
-          <w:sz w:val="36"/>
-          <w:szCs w:val="36"/>
+          <w:sz w:val="32"/>
+          <w:szCs w:val="32"/>
           <w:lang w:eastAsia="ru-RU"/>
         </w:rPr>
       </w:pPr>
@@ -2115,8 +2146,8 @@
           <w:rFonts w:ascii="Times New Roman" w:eastAsia="Times New Roman" w:hAnsi="Times New Roman" w:cs="Times New Roman"/>
           <w:b/>
           <w:bCs/>
-          <w:sz w:val="36"/>
-          <w:szCs w:val="36"/>
+          <w:sz w:val="32"/>
+          <w:szCs w:val="32"/>
           <w:lang w:eastAsia="ru-RU"/>
         </w:rPr>
         <w:t>Расчитаем</w:t>
@@ -2127,8 +2158,8 @@
           <w:rFonts w:ascii="Times New Roman" w:eastAsia="Times New Roman" w:hAnsi="Times New Roman" w:cs="Times New Roman"/>
           <w:b/>
           <w:bCs/>
-          <w:sz w:val="36"/>
-          <w:szCs w:val="36"/>
+          <w:sz w:val="32"/>
+          <w:szCs w:val="32"/>
           <w:lang w:eastAsia="ru-RU"/>
         </w:rPr>
         <w:t xml:space="preserve"> точки для построения графика:</w:t>
@@ -3323,25 +3354,7 @@
           <w:lang w:eastAsia="ru-RU"/>
         </w:rPr>
         <w:br/>
-        <w:t>Динамическое сопротивление определяется как производная напряжения по току в рабочей точке</w:t>
-      </w:r>
-      <w:r>
-        <w:rPr>
-          <w:rFonts w:ascii="Times New Roman" w:eastAsia="Times New Roman" w:hAnsi="Times New Roman" w:cs="Times New Roman"/>
-          <w:sz w:val="24"/>
-          <w:szCs w:val="24"/>
-          <w:lang w:eastAsia="ru-RU"/>
-        </w:rPr>
-        <w:t xml:space="preserve">. </w:t>
-      </w:r>
-      <w:r>
-        <w:rPr>
-          <w:rFonts w:ascii="Times New Roman" w:eastAsia="Times New Roman" w:hAnsi="Times New Roman" w:cs="Times New Roman"/>
-          <w:sz w:val="24"/>
-          <w:szCs w:val="24"/>
-          <w:lang w:eastAsia="ru-RU"/>
-        </w:rPr>
-        <w:t xml:space="preserve">Для диода </w:t>
+        <w:t xml:space="preserve">Динамическое сопротивление определяется как производная напряжения по току в рабочей точке. Для диода </w:t>
       </w:r>
       <m:oMath>
         <m:sSub>
@@ -4544,7 +4557,6 @@
           <m:r>
             <w:rPr>
               <w:rFonts w:ascii="Cambria Math" w:eastAsia="Times New Roman" w:hAnsi="Cambria Math" w:cs="Times New Roman"/>
-              <w:i/>
               <w:sz w:val="24"/>
               <w:szCs w:val="24"/>
               <w:lang w:eastAsia="ru-RU"/>
@@ -6973,6 +6985,7 @@
     <w:p>
       <w:pPr>
         <w:rPr>
+          <w:rFonts w:ascii="Times New Roman" w:hAnsi="Times New Roman" w:cs="Times New Roman"/>
           <w:lang w:eastAsia="ru-RU"/>
         </w:rPr>
       </w:pPr>
@@ -7948,33 +7961,28 @@
     <w:p>
       <w:pPr>
         <w:spacing w:line="278" w:lineRule="auto"/>
+        <w:rPr>
+          <w:rFonts w:ascii="Times New Roman" w:hAnsi="Times New Roman" w:cs="Times New Roman"/>
+        </w:rPr>
       </w:pPr>
       <w:r>
+        <w:rPr>
+          <w:rFonts w:ascii="Times New Roman" w:hAnsi="Times New Roman" w:cs="Times New Roman"/>
+        </w:rPr>
         <w:br w:type="page"/>
       </w:r>
     </w:p>
     <w:p>
       <w:pPr>
-        <w:spacing w:after="0" w:line="360" w:lineRule="auto"/>
-        <w:outlineLvl w:val="0"/>
-        <w:rPr>
-          <w:rFonts w:ascii="Times New Roman" w:eastAsia="Times New Roman" w:hAnsi="Times New Roman" w:cs="Times New Roman"/>
-          <w:b/>
-          <w:bCs/>
-          <w:kern w:val="36"/>
-          <w:sz w:val="32"/>
-          <w:szCs w:val="32"/>
+        <w:pStyle w:val="Heading1"/>
+        <w:rPr>
+          <w:rFonts w:eastAsia="Times New Roman"/>
           <w:lang w:eastAsia="ru-RU"/>
         </w:rPr>
       </w:pPr>
       <w:r>
         <w:rPr>
-          <w:rFonts w:ascii="Times New Roman" w:eastAsia="Times New Roman" w:hAnsi="Times New Roman" w:cs="Times New Roman"/>
-          <w:b/>
-          <w:bCs/>
-          <w:kern w:val="36"/>
-          <w:sz w:val="32"/>
-          <w:szCs w:val="32"/>
+          <w:rFonts w:eastAsia="Times New Roman"/>
           <w:lang w:eastAsia="ru-RU"/>
         </w:rPr>
         <w:lastRenderedPageBreak/>
@@ -7983,27 +7991,16 @@
     </w:p>
     <w:p>
       <w:pPr>
-        <w:spacing w:after="0" w:line="360" w:lineRule="auto"/>
-        <w:rPr>
-          <w:rFonts w:ascii="Times New Roman" w:hAnsi="Times New Roman" w:cs="Times New Roman"/>
-          <w:b/>
-          <w:bCs/>
-          <w:kern w:val="2"/>
-          <w:sz w:val="24"/>
-          <w:szCs w:val="24"/>
-          <w:lang w:eastAsia="ru-RU"/>
-          <w14:ligatures w14:val="standardContextual"/>
+        <w:pStyle w:val="Heading2"/>
+        <w:rPr>
+          <w:lang w:eastAsia="ru-RU"/>
         </w:rPr>
       </w:pPr>
       <w:r>
         <w:rPr>
-          <w:rFonts w:ascii="Times New Roman" w:eastAsia="Times New Roman" w:hAnsi="Times New Roman" w:cs="Times New Roman"/>
-          <w:b/>
-          <w:bCs/>
+          <w:rFonts w:eastAsia="Times New Roman"/>
           <w:noProof/>
           <w:kern w:val="36"/>
-          <w:sz w:val="32"/>
-          <w:szCs w:val="32"/>
           <w:lang w:eastAsia="ru-RU"/>
         </w:rPr>
         <w:drawing>
@@ -8071,14 +8068,7 @@
       </w:r>
       <w:r>
         <w:rPr>
-          <w:rFonts w:ascii="Times New Roman" w:hAnsi="Times New Roman" w:cs="Times New Roman"/>
-          <w:b/>
-          <w:bCs/>
-          <w:kern w:val="2"/>
-          <w:sz w:val="24"/>
-          <w:szCs w:val="24"/>
-          <w:lang w:eastAsia="ru-RU"/>
-          <w14:ligatures w14:val="standardContextual"/>
+          <w:lang w:eastAsia="ru-RU"/>
         </w:rPr>
         <w:t>1. Найти параметр схемы</w:t>
       </w:r>
@@ -8414,6 +8404,8 @@
         <w:spacing w:after="0" w:line="360" w:lineRule="auto"/>
         <w:rPr>
           <w:rFonts w:ascii="Times New Roman" w:eastAsia="Times New Roman" w:hAnsi="Times New Roman" w:cs="Times New Roman"/>
+          <w:b/>
+          <w:bCs/>
           <w:sz w:val="24"/>
           <w:szCs w:val="24"/>
           <w:lang w:eastAsia="ru-RU"/>
@@ -8468,12 +8460,49 @@
       </m:oMath>
       <w:r>
         <w:rPr>
-          <w:rFonts w:ascii="Cambria Math" w:eastAsia="Times New Roman" w:hAnsi="Cambria Math" w:cs="Times New Roman"/>
+          <w:rFonts w:ascii="Times New Roman" w:eastAsia="Times New Roman" w:hAnsi="Times New Roman" w:cs="Times New Roman"/>
           <w:sz w:val="24"/>
           <w:szCs w:val="24"/>
           <w:lang w:eastAsia="ru-RU"/>
         </w:rPr>
         <w:br/>
+      </w:r>
+      <w:r>
+        <w:rPr>
+          <w:rFonts w:ascii="Times New Roman" w:eastAsia="Times New Roman" w:hAnsi="Times New Roman" w:cs="Times New Roman"/>
+          <w:b/>
+          <w:bCs/>
+          <w:sz w:val="24"/>
+          <w:szCs w:val="24"/>
+          <w:lang w:eastAsia="ru-RU"/>
+        </w:rPr>
+        <w:t xml:space="preserve">Тип транзистора: </w:t>
+      </w:r>
+      <w:r>
+        <w:rPr>
+          <w:rFonts w:ascii="Times New Roman" w:hAnsi="Times New Roman" w:cs="Times New Roman"/>
+          <w:sz w:val="24"/>
+          <w:szCs w:val="24"/>
+        </w:rPr>
+        <w:t xml:space="preserve">Полевой транзистор с изолированным затвором и встроенным </w:t>
+      </w:r>
+      <w:r>
+        <w:rPr>
+          <w:rStyle w:val="Strong"/>
+          <w:rFonts w:ascii="Times New Roman" w:hAnsi="Times New Roman" w:cs="Times New Roman"/>
+          <w:sz w:val="24"/>
+          <w:szCs w:val="24"/>
+        </w:rPr>
+        <w:t>p-канал</w:t>
+      </w:r>
+      <w:r>
+        <w:rPr>
+          <w:rStyle w:val="Strong"/>
+          <w:rFonts w:ascii="Times New Roman" w:hAnsi="Times New Roman" w:cs="Times New Roman"/>
+          <w:sz w:val="24"/>
+          <w:szCs w:val="24"/>
+        </w:rPr>
+        <w:t>ом</w:t>
       </w:r>
     </w:p>
     <w:p>
@@ -8486,17 +8515,6 @@
           <w:lang w:eastAsia="ru-RU"/>
         </w:rPr>
       </w:pPr>
-    </w:p>
-    <w:p>
-      <w:pPr>
-        <w:spacing w:after="0" w:line="360" w:lineRule="auto"/>
-        <w:rPr>
-          <w:rFonts w:ascii="Times New Roman" w:eastAsia="Times New Roman" w:hAnsi="Times New Roman" w:cs="Times New Roman"/>
-          <w:sz w:val="24"/>
-          <w:szCs w:val="24"/>
-          <w:lang w:eastAsia="ru-RU"/>
-        </w:rPr>
-      </w:pPr>
       <w:r>
         <w:rPr>
           <w:rFonts w:ascii="Times New Roman" w:eastAsia="Times New Roman" w:hAnsi="Times New Roman" w:cs="Times New Roman"/>
@@ -8507,16 +8525,6 @@
           <w:lang w:eastAsia="ru-RU"/>
         </w:rPr>
         <w:t>Решение:</w:t>
-      </w:r>
-      <w:r>
-        <w:rPr>
-          <w:rFonts w:ascii="Times New Roman" w:eastAsia="Times New Roman" w:hAnsi="Times New Roman" w:cs="Times New Roman"/>
-          <w:sz w:val="24"/>
-          <w:szCs w:val="24"/>
-          <w:lang w:eastAsia="ru-RU"/>
-        </w:rPr>
-        <w:br/>
-        <w:t>Для МОП-транзистора с индуцированным каналом (схема на рис.3):</w:t>
       </w:r>
     </w:p>
     <w:p>
@@ -8739,6 +8747,9 @@
             <m:t>⋅R2</m:t>
           </m:r>
           <m:r>
+            <m:rPr>
+              <m:sty m:val="p"/>
+            </m:rPr>
             <w:rPr>
               <w:rFonts w:ascii="Cambria Math" w:eastAsia="Times New Roman" w:hAnsi="Cambria Math" w:cs="Times New Roman"/>
               <w:sz w:val="24"/>
@@ -9287,6 +9298,9 @@
             <m:t>⋅R2</m:t>
           </m:r>
           <m:r>
+            <m:rPr>
+              <m:sty m:val="p"/>
+            </m:rPr>
             <w:rPr>
               <w:rFonts w:ascii="Cambria Math" w:eastAsia="Times New Roman" w:hAnsi="Cambria Math" w:cs="Times New Roman"/>
               <w:sz w:val="24"/>
@@ -10276,7 +10290,7 @@
         <w:spacing w:after="0" w:line="360" w:lineRule="auto"/>
         <w:outlineLvl w:val="1"/>
         <w:rPr>
-          <w:rFonts w:ascii="Cambria Math" w:eastAsia="Times New Roman" w:hAnsi="Cambria Math" w:cs="Times New Roman"/>
+          <w:rFonts w:ascii="Times New Roman" w:eastAsia="Times New Roman" w:hAnsi="Times New Roman" w:cs="Times New Roman"/>
           <w:i/>
           <w:sz w:val="24"/>
           <w:szCs w:val="24"/>
@@ -10338,19 +10352,28 @@
               <w:szCs w:val="24"/>
               <w:lang w:eastAsia="ru-RU"/>
             </w:rPr>
-            <m:t> мА/В</m:t>
+            <m:t xml:space="preserve"> мА/В </m:t>
+          </m:r>
+          <m:r>
+            <w:rPr>
+              <w:rFonts w:ascii="Cambria Math" w:eastAsia="Times New Roman" w:hAnsi="Cambria Math" w:cs="Times New Roman"/>
+              <w:sz w:val="24"/>
+              <w:szCs w:val="24"/>
+              <w:lang w:eastAsia="ru-RU"/>
+            </w:rPr>
+            <m:t>(</m:t>
           </m:r>
           <m:r>
             <m:rPr>
               <m:nor/>
             </m:rPr>
             <w:rPr>
-              <w:rFonts w:ascii="Cambria Math" w:eastAsia="Times New Roman" w:hAnsi="Times New Roman" w:cs="Times New Roman"/>
-              <w:sz w:val="24"/>
-              <w:szCs w:val="24"/>
-              <w:lang w:eastAsia="ru-RU"/>
-            </w:rPr>
-            <m:t xml:space="preserve"> </m:t>
+              <w:rFonts w:ascii="Times New Roman" w:eastAsia="Times New Roman" w:hAnsi="Times New Roman" w:cs="Times New Roman"/>
+              <w:sz w:val="24"/>
+              <w:szCs w:val="24"/>
+              <w:lang w:eastAsia="ru-RU"/>
+            </w:rPr>
+            <m:t>или </m:t>
           </m:r>
           <m:r>
             <w:rPr>
@@ -10359,8 +10382,42 @@
               <w:szCs w:val="24"/>
               <w:lang w:eastAsia="ru-RU"/>
             </w:rPr>
-            <m:t>(</m:t>
-          </m:r>
+            <m:t>0.72⋅</m:t>
+          </m:r>
+          <m:sSup>
+            <m:sSupPr>
+              <m:ctrlPr>
+                <w:rPr>
+                  <w:rFonts w:ascii="Cambria Math" w:eastAsia="Times New Roman" w:hAnsi="Cambria Math" w:cs="Times New Roman"/>
+                  <w:sz w:val="24"/>
+                  <w:szCs w:val="24"/>
+                  <w:lang w:eastAsia="ru-RU"/>
+                </w:rPr>
+              </m:ctrlPr>
+            </m:sSupPr>
+            <m:e>
+              <m:r>
+                <w:rPr>
+                  <w:rFonts w:ascii="Cambria Math" w:eastAsia="Times New Roman" w:hAnsi="Cambria Math" w:cs="Times New Roman"/>
+                  <w:sz w:val="24"/>
+                  <w:szCs w:val="24"/>
+                  <w:lang w:eastAsia="ru-RU"/>
+                </w:rPr>
+                <m:t>10</m:t>
+              </m:r>
+            </m:e>
+            <m:sup>
+              <m:r>
+                <w:rPr>
+                  <w:rFonts w:ascii="Cambria Math" w:eastAsia="Times New Roman" w:hAnsi="Cambria Math" w:cs="Times New Roman"/>
+                  <w:sz w:val="24"/>
+                  <w:szCs w:val="24"/>
+                  <w:lang w:eastAsia="ru-RU"/>
+                </w:rPr>
+                <m:t>-3</m:t>
+              </m:r>
+            </m:sup>
+          </m:sSup>
           <m:r>
             <m:rPr>
               <m:nor/>
@@ -10371,85 +10428,57 @@
               <w:szCs w:val="24"/>
               <w:lang w:eastAsia="ru-RU"/>
             </w:rPr>
-            <m:t>или </m:t>
-          </m:r>
-          <m:r>
-            <w:rPr>
-              <w:rFonts w:ascii="Cambria Math" w:eastAsia="Times New Roman" w:hAnsi="Cambria Math" w:cs="Times New Roman"/>
-              <w:sz w:val="24"/>
-              <w:szCs w:val="24"/>
-              <w:lang w:eastAsia="ru-RU"/>
-            </w:rPr>
-            <m:t>0.72⋅</m:t>
-          </m:r>
-          <m:sSup>
-            <m:sSupPr>
-              <m:ctrlPr>
-                <w:rPr>
-                  <w:rFonts w:ascii="Cambria Math" w:eastAsia="Times New Roman" w:hAnsi="Cambria Math" w:cs="Times New Roman"/>
-                  <w:sz w:val="24"/>
-                  <w:szCs w:val="24"/>
-                  <w:lang w:eastAsia="ru-RU"/>
-                </w:rPr>
-              </m:ctrlPr>
-            </m:sSupPr>
-            <m:e>
-              <m:r>
-                <w:rPr>
-                  <w:rFonts w:ascii="Cambria Math" w:eastAsia="Times New Roman" w:hAnsi="Cambria Math" w:cs="Times New Roman"/>
-                  <w:sz w:val="24"/>
-                  <w:szCs w:val="24"/>
-                  <w:lang w:eastAsia="ru-RU"/>
-                </w:rPr>
-                <m:t>10</m:t>
-              </m:r>
-            </m:e>
-            <m:sup>
-              <m:r>
-                <w:rPr>
-                  <w:rFonts w:ascii="Cambria Math" w:eastAsia="Times New Roman" w:hAnsi="Cambria Math" w:cs="Times New Roman"/>
-                  <w:sz w:val="24"/>
-                  <w:szCs w:val="24"/>
-                  <w:lang w:eastAsia="ru-RU"/>
-                </w:rPr>
-                <m:t>-3</m:t>
-              </m:r>
-            </m:sup>
-          </m:sSup>
-          <m:r>
-            <m:rPr>
-              <m:nor/>
-            </m:rPr>
-            <w:rPr>
-              <w:rFonts w:ascii="Times New Roman" w:eastAsia="Times New Roman" w:hAnsi="Times New Roman" w:cs="Times New Roman"/>
-              <w:sz w:val="24"/>
-              <w:szCs w:val="24"/>
-              <w:lang w:eastAsia="ru-RU"/>
-            </w:rPr>
             <m:t> См</m:t>
-          </m:r>
-          <m:r>
-            <w:rPr>
-              <w:rFonts w:ascii="Cambria Math" w:eastAsia="Times New Roman" w:hAnsi="Cambria Math" w:cs="Times New Roman"/>
-              <w:sz w:val="24"/>
-              <w:szCs w:val="24"/>
-              <w:lang w:eastAsia="ru-RU"/>
-            </w:rPr>
-            <m:t>)</m:t>
           </m:r>
         </m:oMath>
       </m:oMathPara>
     </w:p>
     <w:p>
       <w:pPr>
+        <w:spacing w:line="278" w:lineRule="auto"/>
+        <w:rPr>
+          <w:rFonts w:ascii="Times New Roman" w:eastAsia="Times New Roman" w:hAnsi="Times New Roman" w:cs="Times New Roman"/>
+          <w:i/>
+          <w:sz w:val="24"/>
+          <w:szCs w:val="24"/>
+          <w:lang w:eastAsia="ru-RU"/>
+        </w:rPr>
+      </w:pPr>
+      <w:r>
+        <w:rPr>
+          <w:rFonts w:ascii="Times New Roman" w:eastAsia="Times New Roman" w:hAnsi="Times New Roman" w:cs="Times New Roman"/>
+          <w:i/>
+          <w:sz w:val="24"/>
+          <w:szCs w:val="24"/>
+          <w:lang w:eastAsia="ru-RU"/>
+        </w:rPr>
+        <w:br w:type="page"/>
+      </w:r>
+    </w:p>
+    <w:p>
+      <w:pPr>
+        <w:pStyle w:val="Heading2"/>
+        <w:rPr>
+          <w:rFonts w:eastAsia="Times New Roman"/>
+          <w:lang w:eastAsia="ru-RU"/>
+        </w:rPr>
+      </w:pPr>
+      <w:r>
+        <w:rPr>
+          <w:rFonts w:eastAsia="Times New Roman"/>
+          <w:lang w:eastAsia="ru-RU"/>
+        </w:rPr>
+        <w:lastRenderedPageBreak/>
+        <w:t>2. Нарисовать схему и найти её параметры по характеристике</w:t>
+      </w:r>
+    </w:p>
+    <w:p>
+      <w:pPr>
         <w:spacing w:after="0" w:line="360" w:lineRule="auto"/>
-        <w:outlineLvl w:val="1"/>
-        <w:rPr>
-          <w:rFonts w:ascii="Times New Roman" w:eastAsia="Times New Roman" w:hAnsi="Times New Roman" w:cs="Times New Roman"/>
-          <w:b/>
-          <w:bCs/>
-          <w:sz w:val="28"/>
-          <w:szCs w:val="28"/>
+        <w:rPr>
+          <w:rFonts w:ascii="Times New Roman" w:eastAsia="Times New Roman" w:hAnsi="Times New Roman" w:cs="Times New Roman"/>
+          <w:sz w:val="24"/>
+          <w:szCs w:val="24"/>
           <w:lang w:eastAsia="ru-RU"/>
         </w:rPr>
       </w:pPr>
@@ -10461,15 +10490,14 @@
           <w:szCs w:val="24"/>
           <w:lang w:eastAsia="ru-RU"/>
         </w:rPr>
-        <w:lastRenderedPageBreak/>
         <w:drawing>
-          <wp:anchor distT="0" distB="0" distL="114300" distR="114300" simplePos="0" relativeHeight="251661312" behindDoc="1" locked="0" layoutInCell="1" allowOverlap="1" wp14:anchorId="1827D447" wp14:editId="4B075C2B">
+          <wp:anchor distT="0" distB="0" distL="114300" distR="114300" simplePos="0" relativeHeight="251661312" behindDoc="1" locked="0" layoutInCell="1" allowOverlap="1" wp14:anchorId="1827D447" wp14:editId="5DE46D5E">
             <wp:simplePos x="0" y="0"/>
             <wp:positionH relativeFrom="column">
-              <wp:posOffset>3009900</wp:posOffset>
+              <wp:posOffset>3352800</wp:posOffset>
             </wp:positionH>
             <wp:positionV relativeFrom="paragraph">
-              <wp:posOffset>441960</wp:posOffset>
+              <wp:posOffset>12700</wp:posOffset>
             </wp:positionV>
             <wp:extent cx="3407284" cy="2200275"/>
             <wp:effectExtent l="0" t="0" r="3175" b="0"/>
@@ -10518,28 +10546,6 @@
           </wp:anchor>
         </w:drawing>
       </w:r>
-      <w:r>
-        <w:rPr>
-          <w:rFonts w:ascii="Times New Roman" w:eastAsia="Times New Roman" w:hAnsi="Times New Roman" w:cs="Times New Roman"/>
-          <w:b/>
-          <w:bCs/>
-          <w:sz w:val="28"/>
-          <w:szCs w:val="28"/>
-          <w:lang w:eastAsia="ru-RU"/>
-        </w:rPr>
-        <w:t>2. Нарисовать схему и найти её параметры по характеристике</w:t>
-      </w:r>
-    </w:p>
-    <w:p>
-      <w:pPr>
-        <w:spacing w:after="0" w:line="360" w:lineRule="auto"/>
-        <w:rPr>
-          <w:rFonts w:ascii="Times New Roman" w:eastAsia="Times New Roman" w:hAnsi="Times New Roman" w:cs="Times New Roman"/>
-          <w:sz w:val="24"/>
-          <w:szCs w:val="24"/>
-          <w:lang w:eastAsia="ru-RU"/>
-        </w:rPr>
-      </w:pPr>
     </w:p>
     <w:p>
       <w:pPr>
@@ -11071,8 +11077,11 @@
             <m:t> В</m:t>
           </m:r>
           <m:r>
-            <w:rPr>
-              <w:rFonts w:ascii="Times New Roman" w:eastAsia="Times New Roman" w:hAnsi="Times New Roman" w:cs="Times New Roman"/>
+            <m:rPr>
+              <m:sty m:val="p"/>
+            </m:rPr>
+            <w:rPr>
+              <w:rFonts w:ascii="Cambria Math" w:eastAsia="Times New Roman" w:hAnsi="Cambria Math" w:cs="Times New Roman"/>
               <w:sz w:val="24"/>
               <w:szCs w:val="24"/>
               <w:lang w:eastAsia="ru-RU"/>
@@ -11249,7 +11258,6 @@
           <m:r>
             <w:rPr>
               <w:rFonts w:ascii="Cambria Math" w:eastAsia="Times New Roman" w:hAnsi="Cambria Math" w:cs="Times New Roman"/>
-              <w:i/>
               <w:sz w:val="24"/>
               <w:szCs w:val="24"/>
               <w:lang w:eastAsia="ru-RU"/>
@@ -11410,8 +11418,11 @@
             <m:t> В</m:t>
           </m:r>
           <m:r>
-            <w:rPr>
-              <w:rFonts w:ascii="Times New Roman" w:eastAsia="Times New Roman" w:hAnsi="Times New Roman" w:cs="Times New Roman"/>
+            <m:rPr>
+              <m:sty m:val="p"/>
+            </m:rPr>
+            <w:rPr>
+              <w:rFonts w:ascii="Cambria Math" w:eastAsia="Times New Roman" w:hAnsi="Cambria Math" w:cs="Times New Roman"/>
               <w:sz w:val="24"/>
               <w:szCs w:val="24"/>
               <w:lang w:eastAsia="ru-RU"/>
@@ -12135,17 +12146,6 @@
             <m:t> мА</m:t>
           </m:r>
           <m:r>
-            <w:rPr>
-              <w:rFonts w:ascii="Times New Roman" w:eastAsia="Times New Roman" w:hAnsi="Times New Roman" w:cs="Times New Roman"/>
-              <w:sz w:val="24"/>
-              <w:szCs w:val="24"/>
-              <w:lang w:eastAsia="ru-RU"/>
-            </w:rPr>
-            <w:br/>
-          </m:r>
-        </m:oMath>
-        <m:oMath>
-          <m:r>
             <m:rPr>
               <m:sty m:val="p"/>
             </m:rPr>
@@ -12155,6 +12155,20 @@
               <w:szCs w:val="24"/>
               <w:lang w:eastAsia="ru-RU"/>
             </w:rPr>
+            <w:br/>
+          </m:r>
+        </m:oMath>
+        <m:oMath>
+          <m:r>
+            <m:rPr>
+              <m:sty m:val="p"/>
+            </m:rPr>
+            <w:rPr>
+              <w:rFonts w:ascii="Cambria Math" w:eastAsia="Times New Roman" w:hAnsi="Cambria Math" w:cs="Times New Roman"/>
+              <w:sz w:val="24"/>
+              <w:szCs w:val="24"/>
+              <w:lang w:eastAsia="ru-RU"/>
+            </w:rPr>
             <m:t>Δ</m:t>
           </m:r>
           <m:sSub>
@@ -12216,8 +12230,11 @@
             <m:t> В</m:t>
           </m:r>
           <m:r>
-            <w:rPr>
-              <w:rFonts w:ascii="Times New Roman" w:eastAsia="Times New Roman" w:hAnsi="Times New Roman" w:cs="Times New Roman"/>
+            <m:rPr>
+              <m:sty m:val="p"/>
+            </m:rPr>
+            <w:rPr>
+              <w:rFonts w:ascii="Cambria Math" w:eastAsia="Times New Roman" w:hAnsi="Cambria Math" w:cs="Times New Roman"/>
               <w:sz w:val="24"/>
               <w:szCs w:val="24"/>
               <w:lang w:eastAsia="ru-RU"/>
@@ -12801,6 +12818,9 @@
             </m:den>
           </m:f>
           <m:r>
+            <m:rPr>
+              <m:sty m:val="p"/>
+            </m:rPr>
             <w:rPr>
               <w:rFonts w:ascii="Cambria Math" w:eastAsia="Times New Roman" w:hAnsi="Cambria Math" w:cs="Times New Roman"/>
               <w:sz w:val="24"/>
@@ -12999,23 +13019,14 @@
               <w:szCs w:val="24"/>
               <w:lang w:eastAsia="ru-RU"/>
             </w:rPr>
-            <m:t> С</m:t>
+            <m:t> См</m:t>
           </m:r>
           <m:r>
             <m:rPr>
-              <m:nor/>
+              <m:sty m:val="p"/>
             </m:rPr>
             <w:rPr>
-              <w:rFonts w:ascii="Times New Roman" w:eastAsia="Times New Roman" w:hAnsi="Times New Roman" w:cs="Times New Roman"/>
-              <w:sz w:val="24"/>
-              <w:szCs w:val="24"/>
-              <w:lang w:eastAsia="ru-RU"/>
-            </w:rPr>
-            <m:t>м</m:t>
-          </m:r>
-          <m:r>
-            <w:rPr>
-              <w:rFonts w:ascii="Times New Roman" w:eastAsia="Times New Roman" w:hAnsi="Times New Roman" w:cs="Times New Roman"/>
+              <w:rFonts w:ascii="Cambria Math" w:eastAsia="Times New Roman" w:hAnsi="Cambria Math" w:cs="Times New Roman"/>
               <w:sz w:val="24"/>
               <w:szCs w:val="24"/>
               <w:lang w:eastAsia="ru-RU"/>
@@ -13119,23 +13130,14 @@
               <w:szCs w:val="24"/>
               <w:lang w:eastAsia="ru-RU"/>
             </w:rPr>
-            <m:t> </m:t>
+            <m:t> В</m:t>
           </m:r>
           <m:r>
             <m:rPr>
-              <m:nor/>
+              <m:sty m:val="p"/>
             </m:rPr>
             <w:rPr>
-              <w:rFonts w:ascii="Times New Roman" w:eastAsia="Times New Roman" w:hAnsi="Times New Roman" w:cs="Times New Roman"/>
-              <w:sz w:val="24"/>
-              <w:szCs w:val="24"/>
-              <w:lang w:eastAsia="ru-RU"/>
-            </w:rPr>
-            <m:t>В</m:t>
-          </m:r>
-          <m:r>
-            <w:rPr>
-              <w:rFonts w:ascii="Times New Roman" w:eastAsia="Times New Roman" w:hAnsi="Times New Roman" w:cs="Times New Roman"/>
+              <w:rFonts w:ascii="Cambria Math" w:eastAsia="Times New Roman" w:hAnsi="Cambria Math" w:cs="Times New Roman"/>
               <w:sz w:val="24"/>
               <w:szCs w:val="24"/>
               <w:lang w:eastAsia="ru-RU"/>
@@ -13200,8 +13202,11 @@
             <m:t> В</m:t>
           </m:r>
           <m:r>
-            <w:rPr>
-              <w:rFonts w:ascii="Times New Roman" w:eastAsia="Times New Roman" w:hAnsi="Times New Roman" w:cs="Times New Roman"/>
+            <m:rPr>
+              <m:sty m:val="p"/>
+            </m:rPr>
+            <w:rPr>
+              <w:rFonts w:ascii="Cambria Math" w:eastAsia="Times New Roman" w:hAnsi="Cambria Math" w:cs="Times New Roman"/>
               <w:sz w:val="24"/>
               <w:szCs w:val="24"/>
               <w:lang w:eastAsia="ru-RU"/>
@@ -13266,8 +13271,11 @@
             <m:t> мА/В</m:t>
           </m:r>
           <m:r>
-            <w:rPr>
-              <w:rFonts w:ascii="Times New Roman" w:eastAsia="Times New Roman" w:hAnsi="Times New Roman" w:cs="Times New Roman"/>
+            <m:rPr>
+              <m:sty m:val="p"/>
+            </m:rPr>
+            <w:rPr>
+              <w:rFonts w:ascii="Cambria Math" w:eastAsia="Times New Roman" w:hAnsi="Cambria Math" w:cs="Times New Roman"/>
               <w:sz w:val="24"/>
               <w:szCs w:val="24"/>
               <w:lang w:eastAsia="ru-RU"/>
@@ -13366,8 +13374,11 @@
             <m:t> См</m:t>
           </m:r>
           <m:r>
-            <w:rPr>
-              <w:rFonts w:ascii="Times New Roman" w:eastAsia="Times New Roman" w:hAnsi="Times New Roman" w:cs="Times New Roman"/>
+            <m:rPr>
+              <m:sty m:val="p"/>
+            </m:rPr>
+            <w:rPr>
+              <w:rFonts w:ascii="Cambria Math" w:eastAsia="Times New Roman" w:hAnsi="Cambria Math" w:cs="Times New Roman"/>
               <w:sz w:val="24"/>
               <w:szCs w:val="24"/>
               <w:lang w:eastAsia="ru-RU"/>
@@ -13380,34 +13391,22 @@
     <w:p>
       <w:pPr>
         <w:spacing w:line="278" w:lineRule="auto"/>
+        <w:rPr>
+          <w:rFonts w:ascii="Times New Roman" w:hAnsi="Times New Roman" w:cs="Times New Roman"/>
+        </w:rPr>
       </w:pPr>
       <w:r>
+        <w:rPr>
+          <w:rFonts w:ascii="Times New Roman" w:hAnsi="Times New Roman" w:cs="Times New Roman"/>
+        </w:rPr>
         <w:br w:type="page"/>
       </w:r>
     </w:p>
     <w:p>
       <w:pPr>
-        <w:spacing w:line="278" w:lineRule="auto"/>
-        <w:rPr>
-          <w:rFonts w:ascii="Times New Roman" w:hAnsi="Times New Roman" w:cs="Times New Roman"/>
-          <w:b/>
-          <w:bCs/>
-          <w:kern w:val="2"/>
-          <w:sz w:val="32"/>
-          <w:szCs w:val="32"/>
-          <w14:ligatures w14:val="standardContextual"/>
-        </w:rPr>
+        <w:pStyle w:val="Heading1"/>
       </w:pPr>
       <w:r>
-        <w:rPr>
-          <w:rFonts w:ascii="Times New Roman" w:hAnsi="Times New Roman" w:cs="Times New Roman"/>
-          <w:b/>
-          <w:bCs/>
-          <w:kern w:val="2"/>
-          <w:sz w:val="32"/>
-          <w:szCs w:val="32"/>
-          <w14:ligatures w14:val="standardContextual"/>
-        </w:rPr>
         <w:lastRenderedPageBreak/>
         <w:t>Работа №3</w:t>
       </w:r>
@@ -14758,7 +14757,7 @@
     <w:link w:val="Heading1Char"/>
     <w:uiPriority w:val="9"/>
     <w:qFormat/>
-    <w:rsid w:val="001628C0"/>
+    <w:rsid w:val="00807943"/>
     <w:pPr>
       <w:keepNext/>
       <w:keepLines/>
@@ -14767,8 +14766,9 @@
     </w:pPr>
     <w:rPr>
       <w:rFonts w:asciiTheme="majorHAnsi" w:eastAsiaTheme="majorEastAsia" w:hAnsiTheme="majorHAnsi" w:cstheme="majorBidi"/>
+      <w:b/>
       <w:color w:val="0F4761" w:themeColor="accent1" w:themeShade="BF"/>
-      <w:sz w:val="40"/>
+      <w:sz w:val="36"/>
       <w:szCs w:val="40"/>
     </w:rPr>
   </w:style>
@@ -14778,10 +14778,9 @@
     <w:next w:val="Normal"/>
     <w:link w:val="Heading2Char"/>
     <w:uiPriority w:val="9"/>
-    <w:semiHidden/>
     <w:unhideWhenUsed/>
     <w:qFormat/>
-    <w:rsid w:val="001628C0"/>
+    <w:rsid w:val="00807943"/>
     <w:pPr>
       <w:keepNext/>
       <w:keepLines/>
@@ -14790,7 +14789,7 @@
     </w:pPr>
     <w:rPr>
       <w:rFonts w:asciiTheme="majorHAnsi" w:eastAsiaTheme="majorEastAsia" w:hAnsiTheme="majorHAnsi" w:cstheme="majorBidi"/>
-      <w:color w:val="0F4761" w:themeColor="accent1" w:themeShade="BF"/>
+      <w:color w:val="008080"/>
       <w:sz w:val="32"/>
       <w:szCs w:val="32"/>
     </w:rPr>
@@ -14953,7 +14952,6 @@
   <w:style w:type="character" w:default="1" w:styleId="DefaultParagraphFont">
     <w:name w:val="Default Paragraph Font"/>
     <w:uiPriority w:val="1"/>
-    <w:semiHidden/>
     <w:unhideWhenUsed/>
   </w:style>
   <w:style w:type="table" w:default="1" w:styleId="TableNormal">
@@ -14982,12 +14980,15 @@
     <w:basedOn w:val="DefaultParagraphFont"/>
     <w:link w:val="Heading1"/>
     <w:uiPriority w:val="9"/>
-    <w:rsid w:val="001628C0"/>
+    <w:rsid w:val="00807943"/>
     <w:rPr>
       <w:rFonts w:asciiTheme="majorHAnsi" w:eastAsiaTheme="majorEastAsia" w:hAnsiTheme="majorHAnsi" w:cstheme="majorBidi"/>
+      <w:b/>
       <w:color w:val="0F4761" w:themeColor="accent1" w:themeShade="BF"/>
-      <w:sz w:val="40"/>
+      <w:kern w:val="0"/>
+      <w:sz w:val="36"/>
       <w:szCs w:val="40"/>
+      <w14:ligatures w14:val="none"/>
     </w:rPr>
   </w:style>
   <w:style w:type="character" w:customStyle="1" w:styleId="Heading2Char">
@@ -14995,13 +14996,14 @@
     <w:basedOn w:val="DefaultParagraphFont"/>
     <w:link w:val="Heading2"/>
     <w:uiPriority w:val="9"/>
-    <w:semiHidden/>
-    <w:rsid w:val="001628C0"/>
+    <w:rsid w:val="00807943"/>
     <w:rPr>
       <w:rFonts w:asciiTheme="majorHAnsi" w:eastAsiaTheme="majorEastAsia" w:hAnsiTheme="majorHAnsi" w:cstheme="majorBidi"/>
-      <w:color w:val="0F4761" w:themeColor="accent1" w:themeShade="BF"/>
+      <w:color w:val="008080"/>
+      <w:kern w:val="0"/>
       <w:sz w:val="32"/>
       <w:szCs w:val="32"/>
+      <w14:ligatures w14:val="none"/>
     </w:rPr>
   </w:style>
   <w:style w:type="character" w:customStyle="1" w:styleId="Heading3Char">
@@ -15294,6 +15296,17 @@
         <w:insideV w:val="single" w:sz="4" w:space="0" w:color="000000"/>
       </w:tblBorders>
     </w:tblPr>
+  </w:style>
+  <w:style w:type="character" w:styleId="Strong">
+    <w:name w:val="Strong"/>
+    <w:basedOn w:val="DefaultParagraphFont"/>
+    <w:uiPriority w:val="22"/>
+    <w:qFormat/>
+    <w:rsid w:val="003C3EC4"/>
+    <w:rPr>
+      <w:b/>
+      <w:bCs/>
+    </w:rPr>
   </w:style>
 </w:styles>
 </file>
